--- a/tillsyn/A 60700-2019 tillsynsbegäran.docx
+++ b/tillsyn/A 60700-2019 tillsynsbegäran.docx
@@ -218,7 +218,7 @@
     <w:r>
       <w:tab/>
       <w:tab/>
-      <w:t>2025-04-02</w:t>
+      <w:t>2025-04-03</w:t>
       <w:br/>
       <w:br/>
     </w:r>

--- a/tillsyn/A 60700-2019 tillsynsbegäran.docx
+++ b/tillsyn/A 60700-2019 tillsynsbegäran.docx
@@ -218,7 +218,7 @@
     <w:r>
       <w:tab/>
       <w:tab/>
-      <w:t>2025-04-03</w:t>
+      <w:t>2025-04-05</w:t>
       <w:br/>
       <w:br/>
     </w:r>

--- a/tillsyn/A 60700-2019 tillsynsbegäran.docx
+++ b/tillsyn/A 60700-2019 tillsynsbegäran.docx
@@ -218,7 +218,7 @@
     <w:r>
       <w:tab/>
       <w:tab/>
-      <w:t>2025-04-05</w:t>
+      <w:t>2025-04-06</w:t>
       <w:br/>
       <w:br/>
     </w:r>

--- a/tillsyn/A 60700-2019 tillsynsbegäran.docx
+++ b/tillsyn/A 60700-2019 tillsynsbegäran.docx
@@ -218,7 +218,7 @@
     <w:r>
       <w:tab/>
       <w:tab/>
-      <w:t>2025-04-06</w:t>
+      <w:t>2025-04-07</w:t>
       <w:br/>
       <w:br/>
     </w:r>

--- a/tillsyn/A 60700-2019 tillsynsbegäran.docx
+++ b/tillsyn/A 60700-2019 tillsynsbegäran.docx
@@ -218,7 +218,7 @@
     <w:r>
       <w:tab/>
       <w:tab/>
-      <w:t>2025-04-07</w:t>
+      <w:t>2025-04-08</w:t>
       <w:br/>
       <w:br/>
     </w:r>

--- a/tillsyn/A 60700-2019 tillsynsbegäran.docx
+++ b/tillsyn/A 60700-2019 tillsynsbegäran.docx
@@ -218,7 +218,7 @@
     <w:r>
       <w:tab/>
       <w:tab/>
-      <w:t>2025-04-08</w:t>
+      <w:t>2025-04-09</w:t>
       <w:br/>
       <w:br/>
     </w:r>

--- a/tillsyn/A 60700-2019 tillsynsbegäran.docx
+++ b/tillsyn/A 60700-2019 tillsynsbegäran.docx
@@ -218,7 +218,7 @@
     <w:r>
       <w:tab/>
       <w:tab/>
-      <w:t>2025-04-09</w:t>
+      <w:t>2025-04-10</w:t>
       <w:br/>
       <w:br/>
     </w:r>

--- a/tillsyn/A 60700-2019 tillsynsbegäran.docx
+++ b/tillsyn/A 60700-2019 tillsynsbegäran.docx
@@ -218,7 +218,7 @@
     <w:r>
       <w:tab/>
       <w:tab/>
-      <w:t>2025-04-10</w:t>
+      <w:t>2025-04-11</w:t>
       <w:br/>
       <w:br/>
     </w:r>

--- a/tillsyn/A 60700-2019 tillsynsbegäran.docx
+++ b/tillsyn/A 60700-2019 tillsynsbegäran.docx
@@ -218,7 +218,7 @@
     <w:r>
       <w:tab/>
       <w:tab/>
-      <w:t>2025-04-11</w:t>
+      <w:t>2025-04-12</w:t>
       <w:br/>
       <w:br/>
     </w:r>

--- a/tillsyn/A 60700-2019 tillsynsbegäran.docx
+++ b/tillsyn/A 60700-2019 tillsynsbegäran.docx
@@ -35,7 +35,7 @@
     </w:p>
     <w:p>
       <w:r>
-        <w:t>I avverkningsanmälan har följande 2 naturvårdsarter hittats: blåmossa (S) och kattfotslav (S). Arter som är signalarter enligt Skogsstyrelsen har markerats med (S).</w:t>
+        <w:t>I avverkningsanmälan har följande 3 naturvårdsarter hittats: tallticka (NT), blåmossa (S) och kattfotslav (S). Av dessa är 1 rödlistade. För rödlistade arter har rödlistekategorin angivits inom parentes. Arter som är signalarter enligt Skogsstyrelsen har markerats med (S).</w:t>
       </w:r>
     </w:p>
     <w:p>
@@ -90,6 +90,17 @@
         <w:t>Figur 1. Fyndplatser för naturvårdsarter i det avverkningsanmälda området (röd linje). Markörer utan svart kant är placerade på fyndplatsen. Markörer med svart kant är placerade vid sidan av fyndplatsen och har ett svart streck som visar fyndplatsens exakta position. Kartans mittpunktskoordinat är N 6369778, E 727331 i SWEREF 99 TM.</w:t>
       </w:r>
     </w:p>
+    <w:p>
+      <w:r>
+        <w:rPr>
+          <w:b/>
+        </w:rPr>
+        <w:t xml:space="preserve">Tallticka (NT) </w:t>
+      </w:r>
+      <w:r>
+        <w:t>uppträder först på tallar som är 100–150 år gamla men är vanligast på träd som är runt 150–200 år eller äldre. I skogslandskapet är den främst knuten till tallnaturskogar och restbiotoper med biologiskt gamla träd och signalerar vanligtvis skyddsvärda tallbestånd med höga naturvärden (SLU Artdatabanken, 2023; Nitare &amp; Skogsstyrelsen, 2019).</w:t>
+      </w:r>
+    </w:p>
     <w:sectPr>
       <w:headerReference w:type="even" r:id="rId8"/>
       <w:headerReference w:type="default" r:id="rId9"/>
@@ -218,7 +229,7 @@
     <w:r>
       <w:tab/>
       <w:tab/>
-      <w:t>2025-04-12</w:t>
+      <w:t>2025-04-13</w:t>
       <w:br/>
       <w:br/>
     </w:r>

--- a/tillsyn/A 60700-2019 tillsynsbegäran.docx
+++ b/tillsyn/A 60700-2019 tillsynsbegäran.docx
@@ -229,7 +229,7 @@
     <w:r>
       <w:tab/>
       <w:tab/>
-      <w:t>2025-04-13</w:t>
+      <w:t>2025-04-14</w:t>
       <w:br/>
       <w:br/>
     </w:r>

--- a/tillsyn/A 60700-2019 tillsynsbegäran.docx
+++ b/tillsyn/A 60700-2019 tillsynsbegäran.docx
@@ -229,7 +229,7 @@
     <w:r>
       <w:tab/>
       <w:tab/>
-      <w:t>2025-04-14</w:t>
+      <w:t>2025-04-15</w:t>
       <w:br/>
       <w:br/>
     </w:r>

--- a/tillsyn/A 60700-2019 tillsynsbegäran.docx
+++ b/tillsyn/A 60700-2019 tillsynsbegäran.docx
@@ -229,7 +229,7 @@
     <w:r>
       <w:tab/>
       <w:tab/>
-      <w:t>2025-04-15</w:t>
+      <w:t>2025-04-16</w:t>
       <w:br/>
       <w:br/>
     </w:r>

--- a/tillsyn/A 60700-2019 tillsynsbegäran.docx
+++ b/tillsyn/A 60700-2019 tillsynsbegäran.docx
@@ -229,7 +229,7 @@
     <w:r>
       <w:tab/>
       <w:tab/>
-      <w:t>2025-04-16</w:t>
+      <w:t>2025-04-17</w:t>
       <w:br/>
       <w:br/>
     </w:r>

--- a/tillsyn/A 60700-2019 tillsynsbegäran.docx
+++ b/tillsyn/A 60700-2019 tillsynsbegäran.docx
@@ -229,7 +229,7 @@
     <w:r>
       <w:tab/>
       <w:tab/>
-      <w:t>2025-04-17</w:t>
+      <w:t>2025-04-18</w:t>
       <w:br/>
       <w:br/>
     </w:r>

--- a/tillsyn/A 60700-2019 tillsynsbegäran.docx
+++ b/tillsyn/A 60700-2019 tillsynsbegäran.docx
@@ -229,7 +229,7 @@
     <w:r>
       <w:tab/>
       <w:tab/>
-      <w:t>2025-04-18</w:t>
+      <w:t>2025-04-19</w:t>
       <w:br/>
       <w:br/>
     </w:r>

--- a/tillsyn/A 60700-2019 tillsynsbegäran.docx
+++ b/tillsyn/A 60700-2019 tillsynsbegäran.docx
@@ -229,7 +229,7 @@
     <w:r>
       <w:tab/>
       <w:tab/>
-      <w:t>2025-05-03</w:t>
+      <w:t>2025-05-04</w:t>
       <w:br/>
       <w:br/>
     </w:r>

--- a/tillsyn/A 60700-2019 tillsynsbegäran.docx
+++ b/tillsyn/A 60700-2019 tillsynsbegäran.docx
@@ -229,7 +229,7 @@
     <w:r>
       <w:tab/>
       <w:tab/>
-      <w:t>2025-05-04</w:t>
+      <w:t>2025-05-06</w:t>
       <w:br/>
       <w:br/>
     </w:r>

--- a/tillsyn/A 60700-2019 tillsynsbegäran.docx
+++ b/tillsyn/A 60700-2019 tillsynsbegäran.docx
@@ -229,7 +229,7 @@
     <w:r>
       <w:tab/>
       <w:tab/>
-      <w:t>2025-05-06</w:t>
+      <w:t>2025-05-07</w:t>
       <w:br/>
       <w:br/>
     </w:r>

--- a/tillsyn/A 60700-2019 tillsynsbegäran.docx
+++ b/tillsyn/A 60700-2019 tillsynsbegäran.docx
@@ -229,7 +229,7 @@
     <w:r>
       <w:tab/>
       <w:tab/>
-      <w:t>2025-05-07</w:t>
+      <w:t>2025-05-08</w:t>
       <w:br/>
       <w:br/>
     </w:r>

--- a/tillsyn/A 60700-2019 tillsynsbegäran.docx
+++ b/tillsyn/A 60700-2019 tillsynsbegäran.docx
@@ -229,7 +229,7 @@
     <w:r>
       <w:tab/>
       <w:tab/>
-      <w:t>2025-05-08</w:t>
+      <w:t>2025-05-09</w:t>
       <w:br/>
       <w:br/>
     </w:r>

--- a/tillsyn/A 60700-2019 tillsynsbegäran.docx
+++ b/tillsyn/A 60700-2019 tillsynsbegäran.docx
@@ -229,7 +229,7 @@
     <w:r>
       <w:tab/>
       <w:tab/>
-      <w:t>2025-05-09</w:t>
+      <w:t>2025-05-10</w:t>
       <w:br/>
       <w:br/>
     </w:r>

--- a/tillsyn/A 60700-2019 tillsynsbegäran.docx
+++ b/tillsyn/A 60700-2019 tillsynsbegäran.docx
@@ -229,7 +229,7 @@
     <w:r>
       <w:tab/>
       <w:tab/>
-      <w:t>2025-05-10</w:t>
+      <w:t>2025-05-11</w:t>
       <w:br/>
       <w:br/>
     </w:r>

--- a/tillsyn/A 60700-2019 tillsynsbegäran.docx
+++ b/tillsyn/A 60700-2019 tillsynsbegäran.docx
@@ -229,7 +229,7 @@
     <w:r>
       <w:tab/>
       <w:tab/>
-      <w:t>2025-05-11</w:t>
+      <w:t>2025-05-12</w:t>
       <w:br/>
       <w:br/>
     </w:r>

--- a/tillsyn/A 60700-2019 tillsynsbegäran.docx
+++ b/tillsyn/A 60700-2019 tillsynsbegäran.docx
@@ -229,7 +229,7 @@
     <w:r>
       <w:tab/>
       <w:tab/>
-      <w:t>2025-05-12</w:t>
+      <w:t>2025-05-13</w:t>
       <w:br/>
       <w:br/>
     </w:r>

--- a/tillsyn/A 60700-2019 tillsynsbegäran.docx
+++ b/tillsyn/A 60700-2019 tillsynsbegäran.docx
@@ -229,7 +229,7 @@
     <w:r>
       <w:tab/>
       <w:tab/>
-      <w:t>2025-05-13</w:t>
+      <w:t>2025-05-14</w:t>
       <w:br/>
       <w:br/>
     </w:r>

--- a/tillsyn/A 60700-2019 tillsynsbegäran.docx
+++ b/tillsyn/A 60700-2019 tillsynsbegäran.docx
@@ -229,7 +229,7 @@
     <w:r>
       <w:tab/>
       <w:tab/>
-      <w:t>2025-05-14</w:t>
+      <w:t>2025-05-15</w:t>
       <w:br/>
       <w:br/>
     </w:r>

--- a/tillsyn/A 60700-2019 tillsynsbegäran.docx
+++ b/tillsyn/A 60700-2019 tillsynsbegäran.docx
@@ -229,7 +229,7 @@
     <w:r>
       <w:tab/>
       <w:tab/>
-      <w:t>2025-05-15</w:t>
+      <w:t>2025-05-16</w:t>
       <w:br/>
       <w:br/>
     </w:r>

--- a/tillsyn/A 60700-2019 tillsynsbegäran.docx
+++ b/tillsyn/A 60700-2019 tillsynsbegäran.docx
@@ -229,7 +229,7 @@
     <w:r>
       <w:tab/>
       <w:tab/>
-      <w:t>2025-05-16</w:t>
+      <w:t>2025-05-17</w:t>
       <w:br/>
       <w:br/>
     </w:r>

--- a/tillsyn/A 60700-2019 tillsynsbegäran.docx
+++ b/tillsyn/A 60700-2019 tillsynsbegäran.docx
@@ -229,7 +229,7 @@
     <w:r>
       <w:tab/>
       <w:tab/>
-      <w:t>2025-05-17</w:t>
+      <w:t>2025-05-18</w:t>
       <w:br/>
       <w:br/>
     </w:r>

--- a/tillsyn/A 60700-2019 tillsynsbegäran.docx
+++ b/tillsyn/A 60700-2019 tillsynsbegäran.docx
@@ -229,7 +229,7 @@
     <w:r>
       <w:tab/>
       <w:tab/>
-      <w:t>2025-05-18</w:t>
+      <w:t>2025-05-19</w:t>
       <w:br/>
       <w:br/>
     </w:r>

--- a/tillsyn/A 60700-2019 tillsynsbegäran.docx
+++ b/tillsyn/A 60700-2019 tillsynsbegäran.docx
@@ -229,7 +229,7 @@
     <w:r>
       <w:tab/>
       <w:tab/>
-      <w:t>2025-05-19</w:t>
+      <w:t>2025-05-20</w:t>
       <w:br/>
       <w:br/>
     </w:r>

--- a/tillsyn/A 60700-2019 tillsynsbegäran.docx
+++ b/tillsyn/A 60700-2019 tillsynsbegäran.docx
@@ -229,7 +229,7 @@
     <w:r>
       <w:tab/>
       <w:tab/>
-      <w:t>2025-05-20</w:t>
+      <w:t>2025-05-21</w:t>
       <w:br/>
       <w:br/>
     </w:r>

--- a/tillsyn/A 60700-2019 tillsynsbegäran.docx
+++ b/tillsyn/A 60700-2019 tillsynsbegäran.docx
@@ -95,6 +95,17 @@
         <w:rPr>
           <w:b/>
         </w:rPr>
+        <w:t xml:space="preserve">Kattfotslav </w:t>
+      </w:r>
+      <w:r>
+        <w:t>är en mycket god signalart i hela sitt svenska utbredningsområde och skogsbestånd med kattfotslav är alltid värdefulla ur naturvårdssynpunkt. Arten indikerar dels ett mikroklimat med konstant hög luftfuktighet, dels kontinuitet av äldre träd och god trädslutenhet. Trots att den är vanligare i sydvästra Sverige växer den enbart i skogsbestånd med höga naturvärden. Den är känslig för skogliga ingrepp som kan förändra lokal- och mikroklimat (Nitare &amp; Skogsstyrelsen, 2019).</w:t>
+      </w:r>
+    </w:p>
+    <w:p>
+      <w:r>
+        <w:rPr>
+          <w:b/>
+        </w:rPr>
         <w:t xml:space="preserve">Tallticka (NT) </w:t>
       </w:r>
       <w:r>
@@ -229,7 +240,7 @@
     <w:r>
       <w:tab/>
       <w:tab/>
-      <w:t>2025-05-21</w:t>
+      <w:t>2025-05-22</w:t>
       <w:br/>
       <w:br/>
     </w:r>

--- a/tillsyn/A 60700-2019 tillsynsbegäran.docx
+++ b/tillsyn/A 60700-2019 tillsynsbegäran.docx
@@ -240,7 +240,7 @@
     <w:r>
       <w:tab/>
       <w:tab/>
-      <w:t>2025-05-22</w:t>
+      <w:t>2025-05-23</w:t>
       <w:br/>
       <w:br/>
     </w:r>

--- a/tillsyn/A 60700-2019 tillsynsbegäran.docx
+++ b/tillsyn/A 60700-2019 tillsynsbegäran.docx
@@ -240,7 +240,7 @@
     <w:r>
       <w:tab/>
       <w:tab/>
-      <w:t>2025-05-23</w:t>
+      <w:t>2025-05-24</w:t>
       <w:br/>
       <w:br/>
     </w:r>

--- a/tillsyn/A 60700-2019 tillsynsbegäran.docx
+++ b/tillsyn/A 60700-2019 tillsynsbegäran.docx
@@ -240,7 +240,7 @@
     <w:r>
       <w:tab/>
       <w:tab/>
-      <w:t>2025-05-24</w:t>
+      <w:t>2025-05-25</w:t>
       <w:br/>
       <w:br/>
     </w:r>

--- a/tillsyn/A 60700-2019 tillsynsbegäran.docx
+++ b/tillsyn/A 60700-2019 tillsynsbegäran.docx
@@ -240,7 +240,7 @@
     <w:r>
       <w:tab/>
       <w:tab/>
-      <w:t>2025-05-25</w:t>
+      <w:t>2025-05-26</w:t>
       <w:br/>
       <w:br/>
     </w:r>

--- a/tillsyn/A 60700-2019 tillsynsbegäran.docx
+++ b/tillsyn/A 60700-2019 tillsynsbegäran.docx
@@ -240,7 +240,7 @@
     <w:r>
       <w:tab/>
       <w:tab/>
-      <w:t>2025-05-26</w:t>
+      <w:t>2025-05-27</w:t>
       <w:br/>
       <w:br/>
     </w:r>

--- a/tillsyn/A 60700-2019 tillsynsbegäran.docx
+++ b/tillsyn/A 60700-2019 tillsynsbegäran.docx
@@ -95,6 +95,17 @@
         <w:rPr>
           <w:b/>
         </w:rPr>
+        <w:t xml:space="preserve">Blåmossa </w:t>
+      </w:r>
+      <w:r>
+        <w:t>har karaktäristiska kuddar som är lätta att se på långt håll. Mycket stora kuddar, större än 0,5 meter i höjd, indikerar höga naturvärden där skogen har en lång period av orördhet oh stabila miljöförhållanden. Mossan växer under gynnsamma omständigheter cirka 1 centimeter per år och stora kuddar kan därför indirekt visa att lokalen varit lämplig under en lång tid (Nitare &amp; Skogsstyrelsen, 2019).</w:t>
+      </w:r>
+    </w:p>
+    <w:p>
+      <w:r>
+        <w:rPr>
+          <w:b/>
+        </w:rPr>
         <w:t xml:space="preserve">Kattfotslav </w:t>
       </w:r>
       <w:r>
@@ -240,7 +251,7 @@
     <w:r>
       <w:tab/>
       <w:tab/>
-      <w:t>2025-05-27</w:t>
+      <w:t>2025-05-30</w:t>
       <w:br/>
       <w:br/>
     </w:r>

--- a/tillsyn/A 60700-2019 tillsynsbegäran.docx
+++ b/tillsyn/A 60700-2019 tillsynsbegäran.docx
@@ -251,7 +251,7 @@
     <w:r>
       <w:tab/>
       <w:tab/>
-      <w:t>2025-05-30</w:t>
+      <w:t>2025-06-01</w:t>
       <w:br/>
       <w:br/>
     </w:r>

--- a/tillsyn/A 60700-2019 tillsynsbegäran.docx
+++ b/tillsyn/A 60700-2019 tillsynsbegäran.docx
@@ -251,7 +251,7 @@
     <w:r>
       <w:tab/>
       <w:tab/>
-      <w:t>2025-06-01</w:t>
+      <w:t>2025-06-02</w:t>
       <w:br/>
       <w:br/>
     </w:r>

--- a/tillsyn/A 60700-2019 tillsynsbegäran.docx
+++ b/tillsyn/A 60700-2019 tillsynsbegäran.docx
@@ -251,7 +251,7 @@
     <w:r>
       <w:tab/>
       <w:tab/>
-      <w:t>2025-06-02</w:t>
+      <w:t>2025-06-03</w:t>
       <w:br/>
       <w:br/>
     </w:r>

--- a/tillsyn/A 60700-2019 tillsynsbegäran.docx
+++ b/tillsyn/A 60700-2019 tillsynsbegäran.docx
@@ -251,7 +251,7 @@
     <w:r>
       <w:tab/>
       <w:tab/>
-      <w:t>2025-06-03</w:t>
+      <w:t>2025-06-04</w:t>
       <w:br/>
       <w:br/>
     </w:r>

--- a/tillsyn/A 60700-2019 tillsynsbegäran.docx
+++ b/tillsyn/A 60700-2019 tillsynsbegäran.docx
@@ -251,7 +251,7 @@
     <w:r>
       <w:tab/>
       <w:tab/>
-      <w:t>2025-06-04</w:t>
+      <w:t>2025-06-05</w:t>
       <w:br/>
       <w:br/>
     </w:r>

--- a/tillsyn/A 60700-2019 tillsynsbegäran.docx
+++ b/tillsyn/A 60700-2019 tillsynsbegäran.docx
@@ -251,7 +251,7 @@
     <w:r>
       <w:tab/>
       <w:tab/>
-      <w:t>2025-06-05</w:t>
+      <w:t>2025-06-13</w:t>
       <w:br/>
       <w:br/>
     </w:r>

--- a/tillsyn/A 60700-2019 tillsynsbegäran.docx
+++ b/tillsyn/A 60700-2019 tillsynsbegäran.docx
@@ -251,7 +251,7 @@
     <w:r>
       <w:tab/>
       <w:tab/>
-      <w:t>2025-06-13</w:t>
+      <w:t>2025-06-15</w:t>
       <w:br/>
       <w:br/>
     </w:r>

--- a/tillsyn/A 60700-2019 tillsynsbegäran.docx
+++ b/tillsyn/A 60700-2019 tillsynsbegäran.docx
@@ -251,7 +251,7 @@
     <w:r>
       <w:tab/>
       <w:tab/>
-      <w:t>2025-06-15</w:t>
+      <w:t>2025-06-16</w:t>
       <w:br/>
       <w:br/>
     </w:r>

--- a/tillsyn/A 60700-2019 tillsynsbegäran.docx
+++ b/tillsyn/A 60700-2019 tillsynsbegäran.docx
@@ -251,7 +251,7 @@
     <w:r>
       <w:tab/>
       <w:tab/>
-      <w:t>2025-06-16</w:t>
+      <w:t>2025-06-17</w:t>
       <w:br/>
       <w:br/>
     </w:r>

--- a/tillsyn/A 60700-2019 tillsynsbegäran.docx
+++ b/tillsyn/A 60700-2019 tillsynsbegäran.docx
@@ -251,7 +251,7 @@
     <w:r>
       <w:tab/>
       <w:tab/>
-      <w:t>2025-06-17</w:t>
+      <w:t>2025-06-18</w:t>
       <w:br/>
       <w:br/>
     </w:r>

--- a/tillsyn/A 60700-2019 tillsynsbegäran.docx
+++ b/tillsyn/A 60700-2019 tillsynsbegäran.docx
@@ -251,7 +251,7 @@
     <w:r>
       <w:tab/>
       <w:tab/>
-      <w:t>2025-06-18</w:t>
+      <w:t>2025-06-19</w:t>
       <w:br/>
       <w:br/>
     </w:r>

--- a/tillsyn/A 60700-2019 tillsynsbegäran.docx
+++ b/tillsyn/A 60700-2019 tillsynsbegäran.docx
@@ -251,7 +251,7 @@
     <w:r>
       <w:tab/>
       <w:tab/>
-      <w:t>2025-06-19</w:t>
+      <w:t>2025-06-20</w:t>
       <w:br/>
       <w:br/>
     </w:r>

--- a/tillsyn/A 60700-2019 tillsynsbegäran.docx
+++ b/tillsyn/A 60700-2019 tillsynsbegäran.docx
@@ -251,7 +251,7 @@
     <w:r>
       <w:tab/>
       <w:tab/>
-      <w:t>2025-06-20</w:t>
+      <w:t>2025-06-21</w:t>
       <w:br/>
       <w:br/>
     </w:r>

--- a/tillsyn/A 60700-2019 tillsynsbegäran.docx
+++ b/tillsyn/A 60700-2019 tillsynsbegäran.docx
@@ -251,7 +251,7 @@
     <w:r>
       <w:tab/>
       <w:tab/>
-      <w:t>2025-06-21</w:t>
+      <w:t>2025-06-22</w:t>
       <w:br/>
       <w:br/>
     </w:r>

--- a/tillsyn/A 60700-2019 tillsynsbegäran.docx
+++ b/tillsyn/A 60700-2019 tillsynsbegäran.docx
@@ -251,7 +251,7 @@
     <w:r>
       <w:tab/>
       <w:tab/>
-      <w:t>2025-06-22</w:t>
+      <w:t>2025-06-23</w:t>
       <w:br/>
       <w:br/>
     </w:r>

--- a/tillsyn/A 60700-2019 tillsynsbegäran.docx
+++ b/tillsyn/A 60700-2019 tillsynsbegäran.docx
@@ -251,7 +251,7 @@
     <w:r>
       <w:tab/>
       <w:tab/>
-      <w:t>2025-06-23</w:t>
+      <w:t>2025-06-24</w:t>
       <w:br/>
       <w:br/>
     </w:r>

--- a/tillsyn/A 60700-2019 tillsynsbegäran.docx
+++ b/tillsyn/A 60700-2019 tillsynsbegäran.docx
@@ -251,7 +251,7 @@
     <w:r>
       <w:tab/>
       <w:tab/>
-      <w:t>2025-06-24</w:t>
+      <w:t>2025-06-25</w:t>
       <w:br/>
       <w:br/>
     </w:r>

--- a/tillsyn/A 60700-2019 tillsynsbegäran.docx
+++ b/tillsyn/A 60700-2019 tillsynsbegäran.docx
@@ -251,7 +251,7 @@
     <w:r>
       <w:tab/>
       <w:tab/>
-      <w:t>2025-06-25</w:t>
+      <w:t>2025-06-26</w:t>
       <w:br/>
       <w:br/>
     </w:r>

--- a/tillsyn/A 60700-2019 tillsynsbegäran.docx
+++ b/tillsyn/A 60700-2019 tillsynsbegäran.docx
@@ -251,7 +251,7 @@
     <w:r>
       <w:tab/>
       <w:tab/>
-      <w:t>2025-06-26</w:t>
+      <w:t>2025-06-27</w:t>
       <w:br/>
       <w:br/>
     </w:r>

--- a/tillsyn/A 60700-2019 tillsynsbegäran.docx
+++ b/tillsyn/A 60700-2019 tillsynsbegäran.docx
@@ -251,7 +251,7 @@
     <w:r>
       <w:tab/>
       <w:tab/>
-      <w:t>2025-06-27</w:t>
+      <w:t>2025-06-28</w:t>
       <w:br/>
       <w:br/>
     </w:r>

--- a/tillsyn/A 60700-2019 tillsynsbegäran.docx
+++ b/tillsyn/A 60700-2019 tillsynsbegäran.docx
@@ -251,7 +251,7 @@
     <w:r>
       <w:tab/>
       <w:tab/>
-      <w:t>2025-06-28</w:t>
+      <w:t>2025-06-29</w:t>
       <w:br/>
       <w:br/>
     </w:r>

--- a/tillsyn/A 60700-2019 tillsynsbegäran.docx
+++ b/tillsyn/A 60700-2019 tillsynsbegäran.docx
@@ -251,7 +251,7 @@
     <w:r>
       <w:tab/>
       <w:tab/>
-      <w:t>2025-06-29</w:t>
+      <w:t>2025-06-30</w:t>
       <w:br/>
       <w:br/>
     </w:r>

--- a/tillsyn/A 60700-2019 tillsynsbegäran.docx
+++ b/tillsyn/A 60700-2019 tillsynsbegäran.docx
@@ -251,7 +251,7 @@
     <w:r>
       <w:tab/>
       <w:tab/>
-      <w:t>2025-06-30</w:t>
+      <w:t>2025-07-01</w:t>
       <w:br/>
       <w:br/>
     </w:r>

--- a/tillsyn/A 60700-2019 tillsynsbegäran.docx
+++ b/tillsyn/A 60700-2019 tillsynsbegäran.docx
@@ -251,7 +251,7 @@
     <w:r>
       <w:tab/>
       <w:tab/>
-      <w:t>2025-07-01</w:t>
+      <w:t>2025-07-02</w:t>
       <w:br/>
       <w:br/>
     </w:r>

--- a/tillsyn/A 60700-2019 tillsynsbegäran.docx
+++ b/tillsyn/A 60700-2019 tillsynsbegäran.docx
@@ -251,7 +251,7 @@
     <w:r>
       <w:tab/>
       <w:tab/>
-      <w:t>2025-07-02</w:t>
+      <w:t>2025-07-03</w:t>
       <w:br/>
       <w:br/>
     </w:r>

--- a/tillsyn/A 60700-2019 tillsynsbegäran.docx
+++ b/tillsyn/A 60700-2019 tillsynsbegäran.docx
@@ -251,7 +251,7 @@
     <w:r>
       <w:tab/>
       <w:tab/>
-      <w:t>2025-07-03</w:t>
+      <w:t>2025-07-04</w:t>
       <w:br/>
       <w:br/>
     </w:r>

--- a/tillsyn/A 60700-2019 tillsynsbegäran.docx
+++ b/tillsyn/A 60700-2019 tillsynsbegäran.docx
@@ -251,7 +251,7 @@
     <w:r>
       <w:tab/>
       <w:tab/>
-      <w:t>2025-07-04</w:t>
+      <w:t>2025-07-05</w:t>
       <w:br/>
       <w:br/>
     </w:r>

--- a/tillsyn/A 60700-2019 tillsynsbegäran.docx
+++ b/tillsyn/A 60700-2019 tillsynsbegäran.docx
@@ -251,7 +251,7 @@
     <w:r>
       <w:tab/>
       <w:tab/>
-      <w:t>2025-07-05</w:t>
+      <w:t>2025-07-06</w:t>
       <w:br/>
       <w:br/>
     </w:r>

--- a/tillsyn/A 60700-2019 tillsynsbegäran.docx
+++ b/tillsyn/A 60700-2019 tillsynsbegäran.docx
@@ -251,7 +251,7 @@
     <w:r>
       <w:tab/>
       <w:tab/>
-      <w:t>2025-07-06</w:t>
+      <w:t>2025-07-07</w:t>
       <w:br/>
       <w:br/>
     </w:r>

--- a/tillsyn/A 60700-2019 tillsynsbegäran.docx
+++ b/tillsyn/A 60700-2019 tillsynsbegäran.docx
@@ -251,7 +251,7 @@
     <w:r>
       <w:tab/>
       <w:tab/>
-      <w:t>2025-07-07</w:t>
+      <w:t>2025-07-08</w:t>
       <w:br/>
       <w:br/>
     </w:r>

--- a/tillsyn/A 60700-2019 tillsynsbegäran.docx
+++ b/tillsyn/A 60700-2019 tillsynsbegäran.docx
@@ -251,7 +251,7 @@
     <w:r>
       <w:tab/>
       <w:tab/>
-      <w:t>2025-07-08</w:t>
+      <w:t>2025-07-09</w:t>
       <w:br/>
       <w:br/>
     </w:r>

--- a/tillsyn/A 60700-2019 tillsynsbegäran.docx
+++ b/tillsyn/A 60700-2019 tillsynsbegäran.docx
@@ -251,7 +251,7 @@
     <w:r>
       <w:tab/>
       <w:tab/>
-      <w:t>2025-07-09</w:t>
+      <w:t>2025-07-11</w:t>
       <w:br/>
       <w:br/>
     </w:r>

--- a/tillsyn/A 60700-2019 tillsynsbegäran.docx
+++ b/tillsyn/A 60700-2019 tillsynsbegäran.docx
@@ -251,7 +251,7 @@
     <w:r>
       <w:tab/>
       <w:tab/>
-      <w:t>2025-07-11</w:t>
+      <w:t>2025-07-12</w:t>
       <w:br/>
       <w:br/>
     </w:r>

--- a/tillsyn/A 60700-2019 tillsynsbegäran.docx
+++ b/tillsyn/A 60700-2019 tillsynsbegäran.docx
@@ -251,7 +251,7 @@
     <w:r>
       <w:tab/>
       <w:tab/>
-      <w:t>2025-07-12</w:t>
+      <w:t>2025-07-13</w:t>
       <w:br/>
       <w:br/>
     </w:r>

--- a/tillsyn/A 60700-2019 tillsynsbegäran.docx
+++ b/tillsyn/A 60700-2019 tillsynsbegäran.docx
@@ -251,7 +251,7 @@
     <w:r>
       <w:tab/>
       <w:tab/>
-      <w:t>2025-07-13</w:t>
+      <w:t>2025-07-14</w:t>
       <w:br/>
       <w:br/>
     </w:r>

--- a/tillsyn/A 60700-2019 tillsynsbegäran.docx
+++ b/tillsyn/A 60700-2019 tillsynsbegäran.docx
@@ -251,7 +251,7 @@
     <w:r>
       <w:tab/>
       <w:tab/>
-      <w:t>2025-08-06</w:t>
+      <w:t>2025-08-09</w:t>
       <w:br/>
       <w:br/>
     </w:r>
